--- a/perfiles/techretail/documentos/rrhh/politica_vacaciones_y_licencias.docx
+++ b/perfiles/techretail/documentos/rrhh/politica_vacaciones_y_licencias.docx
@@ -7,12 +7,12 @@
         <w:pStyle w:val="Heading1"/>
       </w:pPr>
       <w:r>
-        <w:t>Política de Vacaciones y Licencias — TechRetail</w:t>
+        <w:t>Política de vacaciones y licencias - TechRetail</w:t>
       </w:r>
     </w:p>
     <w:p>
       <w:r>
-        <w:t>Esta política regula el goce de vacaciones y licencias de todos los colaboradores de TechRetail Solutions S.R.L.</w:t>
+        <w:t>Uso interno. Regula las vacaciones y licencias de todos los colaboradores de TechRetail S.R.L.</w:t>
       </w:r>
     </w:p>
     <w:p>
@@ -151,7 +151,7 @@
     </w:tbl>
     <w:p>
       <w:r>
-        <w:t>Adicionalmente, la empresa otorga 3 días hábiles extra por año a partir del segundo año de antigüedad.</w:t>
+        <w:t>Además, la empresa otorga 3 días hábiles extra por año a partir del segundo año de antigüedad.</w:t>
       </w:r>
     </w:p>
     <w:p>
@@ -187,7 +187,7 @@
     </w:p>
     <w:p>
       <w:r>
-        <w:t>Las vacaciones se solicitan con al menos 30 días de anticipación a través del sistema de RH, y deben ser aprobadas por el líder de squad.</w:t>
+        <w:t>Las vacaciones se piden con al menos 30 días de anticipación en el sistema de gestión y las aprueba el encargado del área. En el local y el depósito no se otorgan vacaciones del 15 de noviembre al 6 de enero (temporada alta).</w:t>
       </w:r>
     </w:p>
     <w:sectPr>
